--- a/CHANGELOG_v1.2.0.docx
+++ b/CHANGELOG_v1.2.0.docx
@@ -315,7 +315,7 @@
         <w:pStyle w:val="Heading2"/>
       </w:pPr>
       <w:r>
-        <w:t>1. 瑕疵移除（原体毛移除扩展）</w:t>
+        <w:t>1. 瑕疵移除</w:t>
       </w:r>
     </w:p>
     <w:p>
@@ -328,7 +328,7 @@
           <w:b w:val="0"/>
           <w:sz w:val="22"/>
         </w:rPr>
-        <w:t>将原「体毛移除」扩展为 blemish_removal 瑕疵移除，覆盖范围扩大：</w:t>
+        <w:t>新增 blemish_removal 瑕疵移除能力，覆盖：</w:t>
       </w:r>
     </w:p>
     <w:p>
